--- a/report/PauseBeforeBuy_Final_Report_YaoLu.docx
+++ b/report/PauseBeforeBuy_Final_Report_YaoLu.docx
@@ -1709,7 +1709,7 @@
           <w:sz w:val="23"/>
           <w:szCs w:val="23"/>
         </w:rPr>
-        <w:t xml:space="preserve">The task path is fixed and known, so a deterministic pipeline is cheaper, testable and auditable; an agent would add non-determinism to a financial calculation. Instead of retrieval, the few authoritative figures are encoded as cited rules: a three-month emergency target (Monetary Authority of Singapore, 2023), a 55% severe repayment line from the Total Debt Servicing Ratio cap (Monetary Authority of Singapore, 2026), and a 35% warning line that is a design assumption, not a regulatory figure. Few, stable numbers are more reliable as rules than as retrieved text.</w:t>
+        <w:t xml:space="preserve">The task path is fixed and known, so a deterministic pipeline is cheaper, testable and auditable; an agent would add non-determinism to a financial calculation. Instead of retrieval, the few authoritative figures are encoded as cited rules: a three-month emergency target (Monetary Authority of Singapore, 2023), a 55% severe repayment line from the Total Debt Servicing Ratio cap (Monetary Authority of Singapore, 2026), and a 35% warning line that is a design assumption, not a regulatory figure. Few, stable numbers are more reliable as rules than as retrieval.</w:t>
       </w:r>
     </w:p>
     <w:p>
@@ -2088,7 +2088,7 @@
           <w:sz w:val="23"/>
           <w:szCs w:val="23"/>
         </w:rPr>
-        <w:t xml:space="preserve">The prompt went through four versions, each driven by a specific failure in the study scenario (Appendix B). Version 1 passed every automated check, yet it gave the instalment runway as 2 months (correct: 1.65, the 2 belonged to another option), called the SGD 536 monthly payment “extra”, described paying in full as possible despite a SGD 1,000 shortfall, and omitted the 13.84% rate. Version 2 added a rule for each error and fixed all four, but the model then calculated the SGD 36 monthly fee itself, which the validator blocked; the fix was to make the calculator output that number rather than loosen the validator. Version 3, on the deployed back end, was blocked for inventing “if your income drops by 10%” and claimed that waiting would “rebuild” savings that in fact stay unchanged. Version 4 passes hypothetical percentages in as data, forbids claims of improvement the numbers do not show, and requires neutral questions; it passed three of three runs. Input tokens rose from 986 to 1,511, while cost per run stayed near USD 0.005.</w:t>
+        <w:t xml:space="preserve">The prompt went through four versions, each driven by a specific failure (Appendix B). Version 1 passed every automated check, yet it gave the instalment runway as 2 months (correct: 1.65, the 2 belonged to another option), called the SGD 536 monthly payment “extra”, described paying in full as possible despite a SGD 1,000 shortfall, and omitted the 13.84% rate. Version 2 added a rule for each error and fixed all four, but the model then calculated the SGD 36 monthly fee itself, which the validator blocked; the fix was to make the calculator output that number rather than loosen the validator. Version 3, on the deployed back end, was blocked for inventing “if your income drops by 10%” and claimed that waiting would “rebuild” savings that in fact stay unchanged. Version 4 passes hypothetical percentages in as data, forbids claims of improvement the numbers do not show, and requires neutral questions; it passed three of three runs. Input tokens rose from 986 to 1,511; cost per run stayed near USD 0.005.</w:t>
       </w:r>
     </w:p>
     <w:p>
@@ -2113,7 +2113,7 @@
           <w:sz w:val="23"/>
           <w:szCs w:val="23"/>
         </w:rPr>
-        <w:t xml:space="preserve">The validator guarantees traceability, not correct use. Human review still found six wording issues, none numeric, such as a SGD 1,770 total extra cost described as monthly fees (Appendix D). A keyword check for nudging flagged six of eight explanations, but five were false positives such as “the recommended three-month target”. Faithfulness can be automated; meaning and neutrality still need human or LLM-as-judge review.</w:t>
+        <w:t xml:space="preserve">The validator guarantees traceability, not correct use. Human review passed six of eight explanations and failed two: one misdescribed the SGD 1,770 extra cost, and one told the user they could “spend freely”, breaking neutrality (Appendix D). A keyword check flagged six of eight explanations, five of them false positives such as “the recommended three-month target”. Faithfulness can be automated; meaning and neutrality still need human or LLM-as-judge review.</w:t>
       </w:r>
     </w:p>
     <w:p>
@@ -10577,7 +10577,7 @@
           </w:tcPr>
           <w:p>
             <w:pPr>
-              <w:keepNext w:val="false"/>
+              <w:keepNext/>
               <w:spacing w:after="20" w:line="260"/>
               <w:jc w:val="left"/>
             </w:pPr>
@@ -10613,6 +10613,48 @@
           </w:tcPr>
           <w:p>
             <w:pPr>
+              <w:keepNext/>
+              <w:spacing w:after="20" w:line="260"/>
+              <w:jc w:val="left"/>
+            </w:pPr>
+            <w:r>
+              <w:rPr>
+                <w:rFonts w:ascii="Times New Roman" w:cs="Times New Roman" w:eastAsia="Times New Roman" w:hAnsi="Times New Roman"/>
+                <w:b w:val="false"/>
+                <w:bCs w:val="false"/>
+                <w:color w:val="232838"/>
+                <w:sz w:val="19"/>
+                <w:szCs w:val="19"/>
+              </w:rPr>
+              <w:t xml:space="preserve">6 / 8, of which 5 false positives</w:t>
+            </w:r>
+          </w:p>
+        </w:tc>
+      </w:tr>
+      <w:tr>
+        <w:trPr>
+          <w:cantSplit/>
+        </w:trPr>
+        <w:tc>
+          <w:tcPr>
+            <w:tcW w:type="dxa" w:w="4819"/>
+            <w:tcBorders>
+              <w:top w:val="single" w:color="D5D8E2" w:sz="4"/>
+              <w:left w:val="single" w:color="D5D8E2" w:sz="4"/>
+              <w:bottom w:val="single" w:color="D5D8E2" w:sz="4"/>
+              <w:right w:val="single" w:color="D5D8E2" w:sz="4"/>
+            </w:tcBorders>
+            <w:shd w:fill="F6F6FA" w:color="auto" w:val="clear"/>
+            <w:tcMar>
+              <w:top w:type="dxa" w:w="50"/>
+              <w:left w:type="dxa" w:w="90"/>
+              <w:bottom w:type="dxa" w:w="50"/>
+              <w:right w:type="dxa" w:w="90"/>
+            </w:tcMar>
+            <w:vAlign w:val="center"/>
+          </w:tcPr>
+          <w:p>
+            <w:pPr>
               <w:keepNext w:val="false"/>
               <w:spacing w:after="20" w:line="260"/>
               <w:jc w:val="left"/>
@@ -10620,13 +10662,50 @@
             <w:r>
               <w:rPr>
                 <w:rFonts w:ascii="Times New Roman" w:cs="Times New Roman" w:eastAsia="Times New Roman" w:hAnsi="Times New Roman"/>
-                <w:b w:val="false"/>
-                <w:bCs w:val="false"/>
-                <w:color w:val="232838"/>
-                <w:sz w:val="19"/>
-                <w:szCs w:val="19"/>
-              </w:rPr>
-              <w:t xml:space="preserve">6 / 8, of which 5 false positives</w:t>
+                <w:b/>
+                <w:bCs/>
+                <w:color w:val="232838"/>
+                <w:sz w:val="19"/>
+                <w:szCs w:val="19"/>
+              </w:rPr>
+              <w:t xml:space="preserve">Human (L2) review</w:t>
+            </w:r>
+          </w:p>
+        </w:tc>
+        <w:tc>
+          <w:tcPr>
+            <w:tcW w:type="dxa" w:w="4819"/>
+            <w:tcBorders>
+              <w:top w:val="single" w:color="D5D8E2" w:sz="4"/>
+              <w:left w:val="single" w:color="D5D8E2" w:sz="4"/>
+              <w:bottom w:val="single" w:color="D5D8E2" w:sz="4"/>
+              <w:right w:val="single" w:color="D5D8E2" w:sz="4"/>
+            </w:tcBorders>
+            <w:shd w:fill="F6F6FA" w:color="auto" w:val="clear"/>
+            <w:tcMar>
+              <w:top w:type="dxa" w:w="50"/>
+              <w:left w:type="dxa" w:w="90"/>
+              <w:bottom w:type="dxa" w:w="50"/>
+              <w:right w:type="dxa" w:w="90"/>
+            </w:tcMar>
+            <w:vAlign w:val="center"/>
+          </w:tcPr>
+          <w:p>
+            <w:pPr>
+              <w:keepNext w:val="false"/>
+              <w:spacing w:after="20" w:line="260"/>
+              <w:jc w:val="left"/>
+            </w:pPr>
+            <w:r>
+              <w:rPr>
+                <w:rFonts w:ascii="Times New Roman" w:cs="Times New Roman" w:eastAsia="Times New Roman" w:hAnsi="Times New Roman"/>
+                <w:b w:val="false"/>
+                <w:bCs w:val="false"/>
+                <w:color w:val="232838"/>
+                <w:sz w:val="19"/>
+                <w:szCs w:val="19"/>
+              </w:rPr>
+              <w:t xml:space="preserve">6 / 8 pass; 2 fail (T5 neutrality, E3 cost breakdown)</w:t>
             </w:r>
           </w:p>
         </w:tc>
@@ -10664,7 +10743,7 @@
           <w:sz w:val="21"/>
           <w:szCs w:val="21"/>
         </w:rPr>
-        <w:t xml:space="preserve">Every verified explanation from the ten-case run was read in full. No numeric error was found; the issues concern meaning and tone.</w:t>
+        <w:t xml:space="preserve">Every explanation from the ten-case run was read in full by the author. L2 passes when the explanation is accurate in meaning and neutral in tone. Result: 6 of 8 pass, 2 fail (T5, E3); no numeric errors were found. The same table is in notebook 03.</w:t>
       </w:r>
     </w:p>
     <w:tbl>
@@ -10681,9 +10760,10 @@
         <w:tblLayout w:type="fixed"/>
       </w:tblPr>
       <w:tblGrid>
-        <w:gridCol w:w="1000"/>
-        <w:gridCol w:w="7238"/>
-        <w:gridCol w:w="1400"/>
+        <w:gridCol w:w="800"/>
+        <w:gridCol w:w="900"/>
+        <w:gridCol w:w="900"/>
+        <w:gridCol w:w="7038"/>
       </w:tblGrid>
       <w:tr>
         <w:trPr>
@@ -10692,7 +10772,7 @@
         </w:trPr>
         <w:tc>
           <w:tcPr>
-            <w:tcW w:type="dxa" w:w="1000"/>
+            <w:tcW w:type="dxa" w:w="800"/>
             <w:tcBorders>
               <w:top w:val="single" w:color="D5D8E2" w:sz="4"/>
               <w:left w:val="single" w:color="D5D8E2" w:sz="4"/>
@@ -10729,7 +10809,7 @@
         </w:tc>
         <w:tc>
           <w:tcPr>
-            <w:tcW w:type="dxa" w:w="7238"/>
+            <w:tcW w:type="dxa" w:w="900"/>
             <w:tcBorders>
               <w:top w:val="single" w:color="D5D8E2" w:sz="4"/>
               <w:left w:val="single" w:color="D5D8E2" w:sz="4"/>
@@ -10749,7 +10829,7 @@
             <w:pPr>
               <w:keepNext/>
               <w:spacing w:after="20" w:line="260"/>
-              <w:jc w:val="left"/>
+              <w:jc w:val="center"/>
             </w:pPr>
             <w:r>
               <w:rPr>
@@ -10760,13 +10840,13 @@
                 <w:sz w:val="19"/>
                 <w:szCs w:val="19"/>
               </w:rPr>
-              <w:t xml:space="preserve">Issue</w:t>
-            </w:r>
-          </w:p>
-        </w:tc>
-        <w:tc>
-          <w:tcPr>
-            <w:tcW w:type="dxa" w:w="1400"/>
+              <w:t xml:space="preserve">L1</w:t>
+            </w:r>
+          </w:p>
+        </w:tc>
+        <w:tc>
+          <w:tcPr>
+            <w:tcW w:type="dxa" w:w="900"/>
             <w:tcBorders>
               <w:top w:val="single" w:color="D5D8E2" w:sz="4"/>
               <w:left w:val="single" w:color="D5D8E2" w:sz="4"/>
@@ -10797,7 +10877,44 @@
                 <w:sz w:val="19"/>
                 <w:szCs w:val="19"/>
               </w:rPr>
-              <w:t xml:space="preserve">Severity</w:t>
+              <w:t xml:space="preserve">L2</w:t>
+            </w:r>
+          </w:p>
+        </w:tc>
+        <w:tc>
+          <w:tcPr>
+            <w:tcW w:type="dxa" w:w="7038"/>
+            <w:tcBorders>
+              <w:top w:val="single" w:color="D5D8E2" w:sz="4"/>
+              <w:left w:val="single" w:color="D5D8E2" w:sz="4"/>
+              <w:bottom w:val="single" w:color="D5D8E2" w:sz="4"/>
+              <w:right w:val="single" w:color="D5D8E2" w:sz="4"/>
+            </w:tcBorders>
+            <w:shd w:fill="54468A" w:color="auto" w:val="clear"/>
+            <w:tcMar>
+              <w:top w:type="dxa" w:w="50"/>
+              <w:left w:type="dxa" w:w="90"/>
+              <w:bottom w:type="dxa" w:w="50"/>
+              <w:right w:type="dxa" w:w="90"/>
+            </w:tcMar>
+            <w:vAlign w:val="center"/>
+          </w:tcPr>
+          <w:p>
+            <w:pPr>
+              <w:keepNext/>
+              <w:spacing w:after="20" w:line="260"/>
+              <w:jc w:val="left"/>
+            </w:pPr>
+            <w:r>
+              <w:rPr>
+                <w:rFonts w:ascii="Times New Roman" w:cs="Times New Roman" w:eastAsia="Times New Roman" w:hAnsi="Times New Roman"/>
+                <w:b/>
+                <w:bCs/>
+                <w:color w:val="FFFFFF"/>
+                <w:sz w:val="19"/>
+                <w:szCs w:val="19"/>
+              </w:rPr>
+              <w:t xml:space="preserve">Human review note</w:t>
             </w:r>
           </w:p>
         </w:tc>
@@ -10808,7 +10925,7 @@
         </w:trPr>
         <w:tc>
           <w:tcPr>
-            <w:tcW w:type="dxa" w:w="1000"/>
+            <w:tcW w:type="dxa" w:w="800"/>
             <w:tcBorders>
               <w:top w:val="single" w:color="D5D8E2" w:sz="4"/>
               <w:left w:val="single" w:color="D5D8E2" w:sz="4"/>
@@ -10838,13 +10955,13 @@
                 <w:sz w:val="19"/>
                 <w:szCs w:val="19"/>
               </w:rPr>
-              <w:t xml:space="preserve">T3</w:t>
-            </w:r>
-          </w:p>
-        </w:tc>
-        <w:tc>
-          <w:tcPr>
-            <w:tcW w:type="dxa" w:w="7238"/>
+              <w:t xml:space="preserve">T1</w:t>
+            </w:r>
+          </w:p>
+        </w:tc>
+        <w:tc>
+          <w:tcPr>
+            <w:tcW w:type="dxa" w:w="900"/>
             <w:tcBorders>
               <w:top w:val="single" w:color="D5D8E2" w:sz="4"/>
               <w:left w:val="single" w:color="D5D8E2" w:sz="4"/>
@@ -10863,24 +10980,24 @@
             <w:pPr>
               <w:keepNext/>
               <w:spacing w:after="20" w:line="260"/>
-              <w:jc w:val="left"/>
-            </w:pPr>
-            <w:r>
-              <w:rPr>
-                <w:rFonts w:ascii="Times New Roman" w:cs="Times New Roman" w:eastAsia="Times New Roman" w:hAnsi="Times New Roman"/>
-                <w:b w:val="false"/>
-                <w:bCs w:val="false"/>
-                <w:color w:val="232838"/>
-                <w:sz w:val="19"/>
-                <w:szCs w:val="19"/>
-              </w:rPr>
-              <w:t xml:space="preserve">Rule 6 (written for flat fees) made the model say a 12.68% loan rate is “much higher than the small monthly fee suggests”</w:t>
-            </w:r>
-          </w:p>
-        </w:tc>
-        <w:tc>
-          <w:tcPr>
-            <w:tcW w:type="dxa" w:w="1400"/>
+              <w:jc w:val="center"/>
+            </w:pPr>
+            <w:r>
+              <w:rPr>
+                <w:rFonts w:ascii="Times New Roman" w:cs="Times New Roman" w:eastAsia="Times New Roman" w:hAnsi="Times New Roman"/>
+                <w:b w:val="false"/>
+                <w:bCs w:val="false"/>
+                <w:color w:val="232838"/>
+                <w:sz w:val="19"/>
+                <w:szCs w:val="19"/>
+              </w:rPr>
+              <w:t xml:space="preserve">PASS</w:t>
+            </w:r>
+          </w:p>
+        </w:tc>
+        <w:tc>
+          <w:tcPr>
+            <w:tcW w:type="dxa" w:w="900"/>
             <w:tcBorders>
               <w:top w:val="single" w:color="D5D8E2" w:sz="4"/>
               <w:left w:val="single" w:color="D5D8E2" w:sz="4"/>
@@ -10910,7 +11027,43 @@
                 <w:sz w:val="19"/>
                 <w:szCs w:val="19"/>
               </w:rPr>
-              <w:t xml:space="preserve">Medium</w:t>
+              <w:t xml:space="preserve">PASS</w:t>
+            </w:r>
+          </w:p>
+        </w:tc>
+        <w:tc>
+          <w:tcPr>
+            <w:tcW w:type="dxa" w:w="7038"/>
+            <w:tcBorders>
+              <w:top w:val="single" w:color="D5D8E2" w:sz="4"/>
+              <w:left w:val="single" w:color="D5D8E2" w:sz="4"/>
+              <w:bottom w:val="single" w:color="D5D8E2" w:sz="4"/>
+              <w:right w:val="single" w:color="D5D8E2" w:sz="4"/>
+            </w:tcBorders>
+            <w:tcMar>
+              <w:top w:type="dxa" w:w="50"/>
+              <w:left w:type="dxa" w:w="90"/>
+              <w:bottom w:type="dxa" w:w="50"/>
+              <w:right w:type="dxa" w:w="90"/>
+            </w:tcMar>
+            <w:vAlign w:val="center"/>
+          </w:tcPr>
+          <w:p>
+            <w:pPr>
+              <w:keepNext/>
+              <w:spacing w:after="20" w:line="260"/>
+              <w:jc w:val="left"/>
+            </w:pPr>
+            <w:r>
+              <w:rPr>
+                <w:rFonts w:ascii="Times New Roman" w:cs="Times New Roman" w:eastAsia="Times New Roman" w:hAnsi="Times New Roman"/>
+                <w:b w:val="false"/>
+                <w:bCs w:val="false"/>
+                <w:color w:val="232838"/>
+                <w:sz w:val="19"/>
+                <w:szCs w:val="19"/>
+              </w:rPr>
+              <w:t xml:space="preserve">Numbers and meanings were correct.</w:t>
             </w:r>
           </w:p>
         </w:tc>
@@ -10921,7 +11074,7 @@
         </w:trPr>
         <w:tc>
           <w:tcPr>
-            <w:tcW w:type="dxa" w:w="1000"/>
+            <w:tcW w:type="dxa" w:w="800"/>
             <w:tcBorders>
               <w:top w:val="single" w:color="D5D8E2" w:sz="4"/>
               <w:left w:val="single" w:color="D5D8E2" w:sz="4"/>
@@ -10952,13 +11105,13 @@
                 <w:sz w:val="19"/>
                 <w:szCs w:val="19"/>
               </w:rPr>
-              <w:t xml:space="preserve">E3</w:t>
-            </w:r>
-          </w:p>
-        </w:tc>
-        <w:tc>
-          <w:tcPr>
-            <w:tcW w:type="dxa" w:w="7238"/>
+              <w:t xml:space="preserve">T2</w:t>
+            </w:r>
+          </w:p>
+        </w:tc>
+        <w:tc>
+          <w:tcPr>
+            <w:tcW w:type="dxa" w:w="900"/>
             <w:tcBorders>
               <w:top w:val="single" w:color="D5D8E2" w:sz="4"/>
               <w:left w:val="single" w:color="D5D8E2" w:sz="4"/>
@@ -10978,24 +11131,24 @@
             <w:pPr>
               <w:keepNext/>
               <w:spacing w:after="20" w:line="260"/>
-              <w:jc w:val="left"/>
-            </w:pPr>
-            <w:r>
-              <w:rPr>
-                <w:rFonts w:ascii="Times New Roman" w:cs="Times New Roman" w:eastAsia="Times New Roman" w:hAnsi="Times New Roman"/>
-                <w:b w:val="false"/>
-                <w:bCs w:val="false"/>
-                <w:color w:val="232838"/>
-                <w:sz w:val="19"/>
-                <w:szCs w:val="19"/>
-              </w:rPr>
-              <w:t xml:space="preserve">Total extra cost SGD 1,770 described as “monthly fees”; instalment fees are 1,620 and the one-time fee 150</w:t>
-            </w:r>
-          </w:p>
-        </w:tc>
-        <w:tc>
-          <w:tcPr>
-            <w:tcW w:type="dxa" w:w="1400"/>
+              <w:jc w:val="center"/>
+            </w:pPr>
+            <w:r>
+              <w:rPr>
+                <w:rFonts w:ascii="Times New Roman" w:cs="Times New Roman" w:eastAsia="Times New Roman" w:hAnsi="Times New Roman"/>
+                <w:b w:val="false"/>
+                <w:bCs w:val="false"/>
+                <w:color w:val="232838"/>
+                <w:sz w:val="19"/>
+                <w:szCs w:val="19"/>
+              </w:rPr>
+              <w:t xml:space="preserve">PASS</w:t>
+            </w:r>
+          </w:p>
+        </w:tc>
+        <w:tc>
+          <w:tcPr>
+            <w:tcW w:type="dxa" w:w="900"/>
             <w:tcBorders>
               <w:top w:val="single" w:color="D5D8E2" w:sz="4"/>
               <w:left w:val="single" w:color="D5D8E2" w:sz="4"/>
@@ -11026,7 +11179,44 @@
                 <w:sz w:val="19"/>
                 <w:szCs w:val="19"/>
               </w:rPr>
-              <w:t xml:space="preserve">Medium</w:t>
+              <w:t xml:space="preserve">PASS</w:t>
+            </w:r>
+          </w:p>
+        </w:tc>
+        <w:tc>
+          <w:tcPr>
+            <w:tcW w:type="dxa" w:w="7038"/>
+            <w:tcBorders>
+              <w:top w:val="single" w:color="D5D8E2" w:sz="4"/>
+              <w:left w:val="single" w:color="D5D8E2" w:sz="4"/>
+              <w:bottom w:val="single" w:color="D5D8E2" w:sz="4"/>
+              <w:right w:val="single" w:color="D5D8E2" w:sz="4"/>
+            </w:tcBorders>
+            <w:shd w:fill="F6F6FA" w:color="auto" w:val="clear"/>
+            <w:tcMar>
+              <w:top w:type="dxa" w:w="50"/>
+              <w:left w:type="dxa" w:w="90"/>
+              <w:bottom w:type="dxa" w:w="50"/>
+              <w:right w:type="dxa" w:w="90"/>
+            </w:tcMar>
+            <w:vAlign w:val="center"/>
+          </w:tcPr>
+          <w:p>
+            <w:pPr>
+              <w:keepNext/>
+              <w:spacing w:after="20" w:line="260"/>
+              <w:jc w:val="left"/>
+            </w:pPr>
+            <w:r>
+              <w:rPr>
+                <w:rFonts w:ascii="Times New Roman" w:cs="Times New Roman" w:eastAsia="Times New Roman" w:hAnsi="Times New Roman"/>
+                <w:b w:val="false"/>
+                <w:bCs w:val="false"/>
+                <w:color w:val="232838"/>
+                <w:sz w:val="19"/>
+                <w:szCs w:val="19"/>
+              </w:rPr>
+              <w:t xml:space="preserve">The effective annual rate was explained correctly.</w:t>
             </w:r>
           </w:p>
         </w:tc>
@@ -11037,7 +11227,7 @@
         </w:trPr>
         <w:tc>
           <w:tcPr>
-            <w:tcW w:type="dxa" w:w="1000"/>
+            <w:tcW w:type="dxa" w:w="800"/>
             <w:tcBorders>
               <w:top w:val="single" w:color="D5D8E2" w:sz="4"/>
               <w:left w:val="single" w:color="D5D8E2" w:sz="4"/>
@@ -11067,13 +11257,13 @@
                 <w:sz w:val="19"/>
                 <w:szCs w:val="19"/>
               </w:rPr>
-              <w:t xml:space="preserve">E1</w:t>
-            </w:r>
-          </w:p>
-        </w:tc>
-        <w:tc>
-          <w:tcPr>
-            <w:tcW w:type="dxa" w:w="7238"/>
+              <w:t xml:space="preserve">T3</w:t>
+            </w:r>
+          </w:p>
+        </w:tc>
+        <w:tc>
+          <w:tcPr>
+            <w:tcW w:type="dxa" w:w="900"/>
             <w:tcBorders>
               <w:top w:val="single" w:color="D5D8E2" w:sz="4"/>
               <w:left w:val="single" w:color="D5D8E2" w:sz="4"/>
@@ -11092,24 +11282,24 @@
             <w:pPr>
               <w:keepNext/>
               <w:spacing w:after="20" w:line="260"/>
-              <w:jc w:val="left"/>
-            </w:pPr>
-            <w:r>
-              <w:rPr>
-                <w:rFonts w:ascii="Times New Roman" w:cs="Times New Roman" w:eastAsia="Times New Roman" w:hAnsi="Times New Roman"/>
-                <w:b w:val="false"/>
-                <w:bCs w:val="false"/>
-                <w:color w:val="232838"/>
-                <w:sz w:val="19"/>
-                <w:szCs w:val="19"/>
-              </w:rPr>
-              <w:t xml:space="preserve">The monthly surplus (SGD 500) reused as a hypothetical “unexpected expense”</w:t>
-            </w:r>
-          </w:p>
-        </w:tc>
-        <w:tc>
-          <w:tcPr>
-            <w:tcW w:type="dxa" w:w="1400"/>
+              <w:jc w:val="center"/>
+            </w:pPr>
+            <w:r>
+              <w:rPr>
+                <w:rFonts w:ascii="Times New Roman" w:cs="Times New Roman" w:eastAsia="Times New Roman" w:hAnsi="Times New Roman"/>
+                <w:b w:val="false"/>
+                <w:bCs w:val="false"/>
+                <w:color w:val="232838"/>
+                <w:sz w:val="19"/>
+                <w:szCs w:val="19"/>
+              </w:rPr>
+              <w:t xml:space="preserve">PASS</w:t>
+            </w:r>
+          </w:p>
+        </w:tc>
+        <w:tc>
+          <w:tcPr>
+            <w:tcW w:type="dxa" w:w="900"/>
             <w:tcBorders>
               <w:top w:val="single" w:color="D5D8E2" w:sz="4"/>
               <w:left w:val="single" w:color="D5D8E2" w:sz="4"/>
@@ -11139,7 +11329,43 @@
                 <w:sz w:val="19"/>
                 <w:szCs w:val="19"/>
               </w:rPr>
-              <w:t xml:space="preserve">Medium</w:t>
+              <w:t xml:space="preserve">PASS</w:t>
+            </w:r>
+          </w:p>
+        </w:tc>
+        <w:tc>
+          <w:tcPr>
+            <w:tcW w:type="dxa" w:w="7038"/>
+            <w:tcBorders>
+              <w:top w:val="single" w:color="D5D8E2" w:sz="4"/>
+              <w:left w:val="single" w:color="D5D8E2" w:sz="4"/>
+              <w:bottom w:val="single" w:color="D5D8E2" w:sz="4"/>
+              <w:right w:val="single" w:color="D5D8E2" w:sz="4"/>
+            </w:tcBorders>
+            <w:tcMar>
+              <w:top w:type="dxa" w:w="50"/>
+              <w:left w:type="dxa" w:w="90"/>
+              <w:bottom w:type="dxa" w:w="50"/>
+              <w:right w:type="dxa" w:w="90"/>
+            </w:tcMar>
+            <w:vAlign w:val="center"/>
+          </w:tcPr>
+          <w:p>
+            <w:pPr>
+              <w:keepNext/>
+              <w:spacing w:after="20" w:line="260"/>
+              <w:jc w:val="left"/>
+            </w:pPr>
+            <w:r>
+              <w:rPr>
+                <w:rFonts w:ascii="Times New Roman" w:cs="Times New Roman" w:eastAsia="Times New Roman" w:hAnsi="Times New Roman"/>
+                <w:b w:val="false"/>
+                <w:bCs w:val="false"/>
+                <w:color w:val="232838"/>
+                <w:sz w:val="19"/>
+                <w:szCs w:val="19"/>
+              </w:rPr>
+              <w:t xml:space="preserve">Wording was slightly overstated but did not materially affect understanding.</w:t>
             </w:r>
           </w:p>
         </w:tc>
@@ -11150,7 +11376,7 @@
         </w:trPr>
         <w:tc>
           <w:tcPr>
-            <w:tcW w:type="dxa" w:w="1000"/>
+            <w:tcW w:type="dxa" w:w="800"/>
             <w:tcBorders>
               <w:top w:val="single" w:color="D5D8E2" w:sz="4"/>
               <w:left w:val="single" w:color="D5D8E2" w:sz="4"/>
@@ -11181,13 +11407,13 @@
                 <w:sz w:val="19"/>
                 <w:szCs w:val="19"/>
               </w:rPr>
-              <w:t xml:space="preserve">T5</w:t>
-            </w:r>
-          </w:p>
-        </w:tc>
-        <w:tc>
-          <w:tcPr>
-            <w:tcW w:type="dxa" w:w="7238"/>
+              <w:t xml:space="preserve">T4</w:t>
+            </w:r>
+          </w:p>
+        </w:tc>
+        <w:tc>
+          <w:tcPr>
+            <w:tcW w:type="dxa" w:w="900"/>
             <w:tcBorders>
               <w:top w:val="single" w:color="D5D8E2" w:sz="4"/>
               <w:left w:val="single" w:color="D5D8E2" w:sz="4"/>
@@ -11207,24 +11433,24 @@
             <w:pPr>
               <w:keepNext/>
               <w:spacing w:after="20" w:line="260"/>
-              <w:jc w:val="left"/>
-            </w:pPr>
-            <w:r>
-              <w:rPr>
-                <w:rFonts w:ascii="Times New Roman" w:cs="Times New Roman" w:eastAsia="Times New Roman" w:hAnsi="Times New Roman"/>
-                <w:b w:val="false"/>
-                <w:bCs w:val="false"/>
-                <w:color w:val="232838"/>
-                <w:sz w:val="19"/>
-                <w:szCs w:val="19"/>
-              </w:rPr>
-              <w:t xml:space="preserve">Overview says paying in full “preserves” savings but “reduces them significantly”</w:t>
-            </w:r>
-          </w:p>
-        </w:tc>
-        <w:tc>
-          <w:tcPr>
-            <w:tcW w:type="dxa" w:w="1400"/>
+              <w:jc w:val="center"/>
+            </w:pPr>
+            <w:r>
+              <w:rPr>
+                <w:rFonts w:ascii="Times New Roman" w:cs="Times New Roman" w:eastAsia="Times New Roman" w:hAnsi="Times New Roman"/>
+                <w:b w:val="false"/>
+                <w:bCs w:val="false"/>
+                <w:color w:val="232838"/>
+                <w:sz w:val="19"/>
+                <w:szCs w:val="19"/>
+              </w:rPr>
+              <w:t xml:space="preserve">PASS</w:t>
+            </w:r>
+          </w:p>
+        </w:tc>
+        <w:tc>
+          <w:tcPr>
+            <w:tcW w:type="dxa" w:w="900"/>
             <w:tcBorders>
               <w:top w:val="single" w:color="D5D8E2" w:sz="4"/>
               <w:left w:val="single" w:color="D5D8E2" w:sz="4"/>
@@ -11255,7 +11481,44 @@
                 <w:sz w:val="19"/>
                 <w:szCs w:val="19"/>
               </w:rPr>
-              <w:t xml:space="preserve">Low</w:t>
+              <w:t xml:space="preserve">PASS</w:t>
+            </w:r>
+          </w:p>
+        </w:tc>
+        <w:tc>
+          <w:tcPr>
+            <w:tcW w:type="dxa" w:w="7038"/>
+            <w:tcBorders>
+              <w:top w:val="single" w:color="D5D8E2" w:sz="4"/>
+              <w:left w:val="single" w:color="D5D8E2" w:sz="4"/>
+              <w:bottom w:val="single" w:color="D5D8E2" w:sz="4"/>
+              <w:right w:val="single" w:color="D5D8E2" w:sz="4"/>
+            </w:tcBorders>
+            <w:shd w:fill="F6F6FA" w:color="auto" w:val="clear"/>
+            <w:tcMar>
+              <w:top w:type="dxa" w:w="50"/>
+              <w:left w:type="dxa" w:w="90"/>
+              <w:bottom w:type="dxa" w:w="50"/>
+              <w:right w:type="dxa" w:w="90"/>
+            </w:tcMar>
+            <w:vAlign w:val="center"/>
+          </w:tcPr>
+          <w:p>
+            <w:pPr>
+              <w:keepNext/>
+              <w:spacing w:after="20" w:line="260"/>
+              <w:jc w:val="left"/>
+            </w:pPr>
+            <w:r>
+              <w:rPr>
+                <w:rFonts w:ascii="Times New Roman" w:cs="Times New Roman" w:eastAsia="Times New Roman" w:hAnsi="Times New Roman"/>
+                <w:b w:val="false"/>
+                <w:bCs w:val="false"/>
+                <w:color w:val="232838"/>
+                <w:sz w:val="19"/>
+                <w:szCs w:val="19"/>
+              </w:rPr>
+              <w:t xml:space="preserve">A minor wording issue did not materially change the conclusion.</w:t>
             </w:r>
           </w:p>
         </w:tc>
@@ -11266,7 +11529,7 @@
         </w:trPr>
         <w:tc>
           <w:tcPr>
-            <w:tcW w:type="dxa" w:w="1000"/>
+            <w:tcW w:type="dxa" w:w="800"/>
             <w:tcBorders>
               <w:top w:val="single" w:color="D5D8E2" w:sz="4"/>
               <w:left w:val="single" w:color="D5D8E2" w:sz="4"/>
@@ -11296,13 +11559,13 @@
                 <w:sz w:val="19"/>
                 <w:szCs w:val="19"/>
               </w:rPr>
-              <w:t xml:space="preserve">T3</w:t>
-            </w:r>
-          </w:p>
-        </w:tc>
-        <w:tc>
-          <w:tcPr>
-            <w:tcW w:type="dxa" w:w="7238"/>
+              <w:t xml:space="preserve">T5</w:t>
+            </w:r>
+          </w:p>
+        </w:tc>
+        <w:tc>
+          <w:tcPr>
+            <w:tcW w:type="dxa" w:w="900"/>
             <w:tcBorders>
               <w:top w:val="single" w:color="D5D8E2" w:sz="4"/>
               <w:left w:val="single" w:color="D5D8E2" w:sz="4"/>
@@ -11321,24 +11584,24 @@
             <w:pPr>
               <w:keepNext/>
               <w:spacing w:after="20" w:line="260"/>
-              <w:jc w:val="left"/>
-            </w:pPr>
-            <w:r>
-              <w:rPr>
-                <w:rFonts w:ascii="Times New Roman" w:cs="Times New Roman" w:eastAsia="Times New Roman" w:hAnsi="Times New Roman"/>
-                <w:b w:val="false"/>
-                <w:bCs w:val="false"/>
-                <w:color w:val="232838"/>
-                <w:sz w:val="19"/>
-                <w:szCs w:val="19"/>
-              </w:rPr>
-              <w:t xml:space="preserve">A hypothetical scenario used in main_risk; rules allow it only in the questions</w:t>
-            </w:r>
-          </w:p>
-        </w:tc>
-        <w:tc>
-          <w:tcPr>
-            <w:tcW w:type="dxa" w:w="1400"/>
+              <w:jc w:val="center"/>
+            </w:pPr>
+            <w:r>
+              <w:rPr>
+                <w:rFonts w:ascii="Times New Roman" w:cs="Times New Roman" w:eastAsia="Times New Roman" w:hAnsi="Times New Roman"/>
+                <w:b w:val="false"/>
+                <w:bCs w:val="false"/>
+                <w:color w:val="232838"/>
+                <w:sz w:val="19"/>
+                <w:szCs w:val="19"/>
+              </w:rPr>
+              <w:t xml:space="preserve">PASS</w:t>
+            </w:r>
+          </w:p>
+        </w:tc>
+        <w:tc>
+          <w:tcPr>
+            <w:tcW w:type="dxa" w:w="900"/>
             <w:tcBorders>
               <w:top w:val="single" w:color="D5D8E2" w:sz="4"/>
               <w:left w:val="single" w:color="D5D8E2" w:sz="4"/>
@@ -11368,7 +11631,43 @@
                 <w:sz w:val="19"/>
                 <w:szCs w:val="19"/>
               </w:rPr>
-              <w:t xml:space="preserve">Low</w:t>
+              <w:t xml:space="preserve">FAIL</w:t>
+            </w:r>
+          </w:p>
+        </w:tc>
+        <w:tc>
+          <w:tcPr>
+            <w:tcW w:type="dxa" w:w="7038"/>
+            <w:tcBorders>
+              <w:top w:val="single" w:color="D5D8E2" w:sz="4"/>
+              <w:left w:val="single" w:color="D5D8E2" w:sz="4"/>
+              <w:bottom w:val="single" w:color="D5D8E2" w:sz="4"/>
+              <w:right w:val="single" w:color="D5D8E2" w:sz="4"/>
+            </w:tcBorders>
+            <w:tcMar>
+              <w:top w:type="dxa" w:w="50"/>
+              <w:left w:type="dxa" w:w="90"/>
+              <w:bottom w:type="dxa" w:w="50"/>
+              <w:right w:type="dxa" w:w="90"/>
+            </w:tcMar>
+            <w:vAlign w:val="center"/>
+          </w:tcPr>
+          <w:p>
+            <w:pPr>
+              <w:keepNext/>
+              <w:spacing w:after="20" w:line="260"/>
+              <w:jc w:val="left"/>
+            </w:pPr>
+            <w:r>
+              <w:rPr>
+                <w:rFonts w:ascii="Times New Roman" w:cs="Times New Roman" w:eastAsia="Times New Roman" w:hAnsi="Times New Roman"/>
+                <w:b w:val="false"/>
+                <w:bCs w:val="false"/>
+                <w:color w:val="232838"/>
+                <w:sz w:val="19"/>
+                <w:szCs w:val="19"/>
+              </w:rPr>
+              <w:t xml:space="preserve">The phrase “spend freely” could encourage spending and violated neutrality.</w:t>
             </w:r>
           </w:p>
         </w:tc>
@@ -11379,7 +11678,7 @@
         </w:trPr>
         <w:tc>
           <w:tcPr>
-            <w:tcW w:type="dxa" w:w="1000"/>
+            <w:tcW w:type="dxa" w:w="800"/>
             <w:tcBorders>
               <w:top w:val="single" w:color="D5D8E2" w:sz="4"/>
               <w:left w:val="single" w:color="D5D8E2" w:sz="4"/>
@@ -11397,7 +11696,7 @@
           </w:tcPr>
           <w:p>
             <w:pPr>
-              <w:keepNext w:val="false"/>
+              <w:keepNext/>
               <w:spacing w:after="20" w:line="260"/>
               <w:jc w:val="center"/>
             </w:pPr>
@@ -11410,13 +11709,13 @@
                 <w:sz w:val="19"/>
                 <w:szCs w:val="19"/>
               </w:rPr>
-              <w:t xml:space="preserve">T4, E3</w:t>
-            </w:r>
-          </w:p>
-        </w:tc>
-        <w:tc>
-          <w:tcPr>
-            <w:tcW w:type="dxa" w:w="7238"/>
+              <w:t xml:space="preserve">E1</w:t>
+            </w:r>
+          </w:p>
+        </w:tc>
+        <w:tc>
+          <w:tcPr>
+            <w:tcW w:type="dxa" w:w="900"/>
             <w:tcBorders>
               <w:top w:val="single" w:color="D5D8E2" w:sz="4"/>
               <w:left w:val="single" w:color="D5D8E2" w:sz="4"/>
@@ -11434,26 +11733,593 @@
           </w:tcPr>
           <w:p>
             <w:pPr>
+              <w:keepNext/>
+              <w:spacing w:after="20" w:line="260"/>
+              <w:jc w:val="center"/>
+            </w:pPr>
+            <w:r>
+              <w:rPr>
+                <w:rFonts w:ascii="Times New Roman" w:cs="Times New Roman" w:eastAsia="Times New Roman" w:hAnsi="Times New Roman"/>
+                <w:b w:val="false"/>
+                <w:bCs w:val="false"/>
+                <w:color w:val="232838"/>
+                <w:sz w:val="19"/>
+                <w:szCs w:val="19"/>
+              </w:rPr>
+              <w:t xml:space="preserve">PASS</w:t>
+            </w:r>
+          </w:p>
+        </w:tc>
+        <w:tc>
+          <w:tcPr>
+            <w:tcW w:type="dxa" w:w="900"/>
+            <w:tcBorders>
+              <w:top w:val="single" w:color="D5D8E2" w:sz="4"/>
+              <w:left w:val="single" w:color="D5D8E2" w:sz="4"/>
+              <w:bottom w:val="single" w:color="D5D8E2" w:sz="4"/>
+              <w:right w:val="single" w:color="D5D8E2" w:sz="4"/>
+            </w:tcBorders>
+            <w:shd w:fill="F6F6FA" w:color="auto" w:val="clear"/>
+            <w:tcMar>
+              <w:top w:type="dxa" w:w="50"/>
+              <w:left w:type="dxa" w:w="90"/>
+              <w:bottom w:type="dxa" w:w="50"/>
+              <w:right w:type="dxa" w:w="90"/>
+            </w:tcMar>
+            <w:vAlign w:val="center"/>
+          </w:tcPr>
+          <w:p>
+            <w:pPr>
+              <w:keepNext/>
+              <w:spacing w:after="20" w:line="260"/>
+              <w:jc w:val="center"/>
+            </w:pPr>
+            <w:r>
+              <w:rPr>
+                <w:rFonts w:ascii="Times New Roman" w:cs="Times New Roman" w:eastAsia="Times New Roman" w:hAnsi="Times New Roman"/>
+                <w:b w:val="false"/>
+                <w:bCs w:val="false"/>
+                <w:color w:val="232838"/>
+                <w:sz w:val="19"/>
+                <w:szCs w:val="19"/>
+              </w:rPr>
+              <w:t xml:space="preserve">PASS</w:t>
+            </w:r>
+          </w:p>
+        </w:tc>
+        <w:tc>
+          <w:tcPr>
+            <w:tcW w:type="dxa" w:w="7038"/>
+            <w:tcBorders>
+              <w:top w:val="single" w:color="D5D8E2" w:sz="4"/>
+              <w:left w:val="single" w:color="D5D8E2" w:sz="4"/>
+              <w:bottom w:val="single" w:color="D5D8E2" w:sz="4"/>
+              <w:right w:val="single" w:color="D5D8E2" w:sz="4"/>
+            </w:tcBorders>
+            <w:shd w:fill="F6F6FA" w:color="auto" w:val="clear"/>
+            <w:tcMar>
+              <w:top w:type="dxa" w:w="50"/>
+              <w:left w:type="dxa" w:w="90"/>
+              <w:bottom w:type="dxa" w:w="50"/>
+              <w:right w:type="dxa" w:w="90"/>
+            </w:tcMar>
+            <w:vAlign w:val="center"/>
+          </w:tcPr>
+          <w:p>
+            <w:pPr>
+              <w:keepNext/>
+              <w:spacing w:after="20" w:line="260"/>
+              <w:jc w:val="left"/>
+            </w:pPr>
+            <w:r>
+              <w:rPr>
+                <w:rFonts w:ascii="Times New Roman" w:cs="Times New Roman" w:eastAsia="Times New Roman" w:hAnsi="Times New Roman"/>
+                <w:b w:val="false"/>
+                <w:bCs w:val="false"/>
+                <w:color w:val="232838"/>
+                <w:sz w:val="19"/>
+                <w:szCs w:val="19"/>
+              </w:rPr>
+              <w:t xml:space="preserve">The hypothetical unexpected expense was appropriate for reflection.</w:t>
+            </w:r>
+          </w:p>
+        </w:tc>
+      </w:tr>
+      <w:tr>
+        <w:trPr>
+          <w:cantSplit/>
+        </w:trPr>
+        <w:tc>
+          <w:tcPr>
+            <w:tcW w:type="dxa" w:w="800"/>
+            <w:tcBorders>
+              <w:top w:val="single" w:color="D5D8E2" w:sz="4"/>
+              <w:left w:val="single" w:color="D5D8E2" w:sz="4"/>
+              <w:bottom w:val="single" w:color="D5D8E2" w:sz="4"/>
+              <w:right w:val="single" w:color="D5D8E2" w:sz="4"/>
+            </w:tcBorders>
+            <w:tcMar>
+              <w:top w:type="dxa" w:w="50"/>
+              <w:left w:type="dxa" w:w="90"/>
+              <w:bottom w:type="dxa" w:w="50"/>
+              <w:right w:type="dxa" w:w="90"/>
+            </w:tcMar>
+            <w:vAlign w:val="center"/>
+          </w:tcPr>
+          <w:p>
+            <w:pPr>
+              <w:keepNext/>
+              <w:spacing w:after="20" w:line="260"/>
+              <w:jc w:val="center"/>
+            </w:pPr>
+            <w:r>
+              <w:rPr>
+                <w:rFonts w:ascii="Times New Roman" w:cs="Times New Roman" w:eastAsia="Times New Roman" w:hAnsi="Times New Roman"/>
+                <w:b/>
+                <w:bCs/>
+                <w:color w:val="232838"/>
+                <w:sz w:val="19"/>
+                <w:szCs w:val="19"/>
+              </w:rPr>
+              <w:t xml:space="preserve">E2</w:t>
+            </w:r>
+          </w:p>
+        </w:tc>
+        <w:tc>
+          <w:tcPr>
+            <w:tcW w:type="dxa" w:w="900"/>
+            <w:tcBorders>
+              <w:top w:val="single" w:color="D5D8E2" w:sz="4"/>
+              <w:left w:val="single" w:color="D5D8E2" w:sz="4"/>
+              <w:bottom w:val="single" w:color="D5D8E2" w:sz="4"/>
+              <w:right w:val="single" w:color="D5D8E2" w:sz="4"/>
+            </w:tcBorders>
+            <w:tcMar>
+              <w:top w:type="dxa" w:w="50"/>
+              <w:left w:type="dxa" w:w="90"/>
+              <w:bottom w:type="dxa" w:w="50"/>
+              <w:right w:type="dxa" w:w="90"/>
+            </w:tcMar>
+            <w:vAlign w:val="center"/>
+          </w:tcPr>
+          <w:p>
+            <w:pPr>
+              <w:keepNext/>
+              <w:spacing w:after="20" w:line="260"/>
+              <w:jc w:val="center"/>
+            </w:pPr>
+            <w:r>
+              <w:rPr>
+                <w:rFonts w:ascii="Times New Roman" w:cs="Times New Roman" w:eastAsia="Times New Roman" w:hAnsi="Times New Roman"/>
+                <w:b w:val="false"/>
+                <w:bCs w:val="false"/>
+                <w:color w:val="232838"/>
+                <w:sz w:val="19"/>
+                <w:szCs w:val="19"/>
+              </w:rPr>
+              <w:t xml:space="preserve">PASS</w:t>
+            </w:r>
+          </w:p>
+        </w:tc>
+        <w:tc>
+          <w:tcPr>
+            <w:tcW w:type="dxa" w:w="900"/>
+            <w:tcBorders>
+              <w:top w:val="single" w:color="D5D8E2" w:sz="4"/>
+              <w:left w:val="single" w:color="D5D8E2" w:sz="4"/>
+              <w:bottom w:val="single" w:color="D5D8E2" w:sz="4"/>
+              <w:right w:val="single" w:color="D5D8E2" w:sz="4"/>
+            </w:tcBorders>
+            <w:tcMar>
+              <w:top w:type="dxa" w:w="50"/>
+              <w:left w:type="dxa" w:w="90"/>
+              <w:bottom w:type="dxa" w:w="50"/>
+              <w:right w:type="dxa" w:w="90"/>
+            </w:tcMar>
+            <w:vAlign w:val="center"/>
+          </w:tcPr>
+          <w:p>
+            <w:pPr>
+              <w:keepNext/>
+              <w:spacing w:after="20" w:line="260"/>
+              <w:jc w:val="center"/>
+            </w:pPr>
+            <w:r>
+              <w:rPr>
+                <w:rFonts w:ascii="Times New Roman" w:cs="Times New Roman" w:eastAsia="Times New Roman" w:hAnsi="Times New Roman"/>
+                <w:b w:val="false"/>
+                <w:bCs w:val="false"/>
+                <w:color w:val="232838"/>
+                <w:sz w:val="19"/>
+                <w:szCs w:val="19"/>
+              </w:rPr>
+              <w:t xml:space="preserve">N/A</w:t>
+            </w:r>
+          </w:p>
+        </w:tc>
+        <w:tc>
+          <w:tcPr>
+            <w:tcW w:type="dxa" w:w="7038"/>
+            <w:tcBorders>
+              <w:top w:val="single" w:color="D5D8E2" w:sz="4"/>
+              <w:left w:val="single" w:color="D5D8E2" w:sz="4"/>
+              <w:bottom w:val="single" w:color="D5D8E2" w:sz="4"/>
+              <w:right w:val="single" w:color="D5D8E2" w:sz="4"/>
+            </w:tcBorders>
+            <w:tcMar>
+              <w:top w:type="dxa" w:w="50"/>
+              <w:left w:type="dxa" w:w="90"/>
+              <w:bottom w:type="dxa" w:w="50"/>
+              <w:right w:type="dxa" w:w="90"/>
+            </w:tcMar>
+            <w:vAlign w:val="center"/>
+          </w:tcPr>
+          <w:p>
+            <w:pPr>
+              <w:keepNext/>
+              <w:spacing w:after="20" w:line="260"/>
+              <w:jc w:val="left"/>
+            </w:pPr>
+            <w:r>
+              <w:rPr>
+                <w:rFonts w:ascii="Times New Roman" w:cs="Times New Roman" w:eastAsia="Times New Roman" w:hAnsi="Times New Roman"/>
+                <w:b w:val="false"/>
+                <w:bCs w:val="false"/>
+                <w:color w:val="232838"/>
+                <w:sz w:val="19"/>
+                <w:szCs w:val="19"/>
+              </w:rPr>
+              <w:t xml:space="preserve">Invalid input was rejected before the model was called.</w:t>
+            </w:r>
+          </w:p>
+        </w:tc>
+      </w:tr>
+      <w:tr>
+        <w:trPr>
+          <w:cantSplit/>
+        </w:trPr>
+        <w:tc>
+          <w:tcPr>
+            <w:tcW w:type="dxa" w:w="800"/>
+            <w:tcBorders>
+              <w:top w:val="single" w:color="D5D8E2" w:sz="4"/>
+              <w:left w:val="single" w:color="D5D8E2" w:sz="4"/>
+              <w:bottom w:val="single" w:color="D5D8E2" w:sz="4"/>
+              <w:right w:val="single" w:color="D5D8E2" w:sz="4"/>
+            </w:tcBorders>
+            <w:shd w:fill="F6F6FA" w:color="auto" w:val="clear"/>
+            <w:tcMar>
+              <w:top w:type="dxa" w:w="50"/>
+              <w:left w:type="dxa" w:w="90"/>
+              <w:bottom w:type="dxa" w:w="50"/>
+              <w:right w:type="dxa" w:w="90"/>
+            </w:tcMar>
+            <w:vAlign w:val="center"/>
+          </w:tcPr>
+          <w:p>
+            <w:pPr>
+              <w:keepNext/>
+              <w:spacing w:after="20" w:line="260"/>
+              <w:jc w:val="center"/>
+            </w:pPr>
+            <w:r>
+              <w:rPr>
+                <w:rFonts w:ascii="Times New Roman" w:cs="Times New Roman" w:eastAsia="Times New Roman" w:hAnsi="Times New Roman"/>
+                <w:b/>
+                <w:bCs/>
+                <w:color w:val="232838"/>
+                <w:sz w:val="19"/>
+                <w:szCs w:val="19"/>
+              </w:rPr>
+              <w:t xml:space="preserve">E3</w:t>
+            </w:r>
+          </w:p>
+        </w:tc>
+        <w:tc>
+          <w:tcPr>
+            <w:tcW w:type="dxa" w:w="900"/>
+            <w:tcBorders>
+              <w:top w:val="single" w:color="D5D8E2" w:sz="4"/>
+              <w:left w:val="single" w:color="D5D8E2" w:sz="4"/>
+              <w:bottom w:val="single" w:color="D5D8E2" w:sz="4"/>
+              <w:right w:val="single" w:color="D5D8E2" w:sz="4"/>
+            </w:tcBorders>
+            <w:shd w:fill="F6F6FA" w:color="auto" w:val="clear"/>
+            <w:tcMar>
+              <w:top w:type="dxa" w:w="50"/>
+              <w:left w:type="dxa" w:w="90"/>
+              <w:bottom w:type="dxa" w:w="50"/>
+              <w:right w:type="dxa" w:w="90"/>
+            </w:tcMar>
+            <w:vAlign w:val="center"/>
+          </w:tcPr>
+          <w:p>
+            <w:pPr>
+              <w:keepNext/>
+              <w:spacing w:after="20" w:line="260"/>
+              <w:jc w:val="center"/>
+            </w:pPr>
+            <w:r>
+              <w:rPr>
+                <w:rFonts w:ascii="Times New Roman" w:cs="Times New Roman" w:eastAsia="Times New Roman" w:hAnsi="Times New Roman"/>
+                <w:b w:val="false"/>
+                <w:bCs w:val="false"/>
+                <w:color w:val="232838"/>
+                <w:sz w:val="19"/>
+                <w:szCs w:val="19"/>
+              </w:rPr>
+              <w:t xml:space="preserve">PASS</w:t>
+            </w:r>
+          </w:p>
+        </w:tc>
+        <w:tc>
+          <w:tcPr>
+            <w:tcW w:type="dxa" w:w="900"/>
+            <w:tcBorders>
+              <w:top w:val="single" w:color="D5D8E2" w:sz="4"/>
+              <w:left w:val="single" w:color="D5D8E2" w:sz="4"/>
+              <w:bottom w:val="single" w:color="D5D8E2" w:sz="4"/>
+              <w:right w:val="single" w:color="D5D8E2" w:sz="4"/>
+            </w:tcBorders>
+            <w:shd w:fill="F6F6FA" w:color="auto" w:val="clear"/>
+            <w:tcMar>
+              <w:top w:type="dxa" w:w="50"/>
+              <w:left w:type="dxa" w:w="90"/>
+              <w:bottom w:type="dxa" w:w="50"/>
+              <w:right w:type="dxa" w:w="90"/>
+            </w:tcMar>
+            <w:vAlign w:val="center"/>
+          </w:tcPr>
+          <w:p>
+            <w:pPr>
+              <w:keepNext/>
+              <w:spacing w:after="20" w:line="260"/>
+              <w:jc w:val="center"/>
+            </w:pPr>
+            <w:r>
+              <w:rPr>
+                <w:rFonts w:ascii="Times New Roman" w:cs="Times New Roman" w:eastAsia="Times New Roman" w:hAnsi="Times New Roman"/>
+                <w:b w:val="false"/>
+                <w:bCs w:val="false"/>
+                <w:color w:val="232838"/>
+                <w:sz w:val="19"/>
+                <w:szCs w:val="19"/>
+              </w:rPr>
+              <w:t xml:space="preserve">FAIL</w:t>
+            </w:r>
+          </w:p>
+        </w:tc>
+        <w:tc>
+          <w:tcPr>
+            <w:tcW w:type="dxa" w:w="7038"/>
+            <w:tcBorders>
+              <w:top w:val="single" w:color="D5D8E2" w:sz="4"/>
+              <w:left w:val="single" w:color="D5D8E2" w:sz="4"/>
+              <w:bottom w:val="single" w:color="D5D8E2" w:sz="4"/>
+              <w:right w:val="single" w:color="D5D8E2" w:sz="4"/>
+            </w:tcBorders>
+            <w:shd w:fill="F6F6FA" w:color="auto" w:val="clear"/>
+            <w:tcMar>
+              <w:top w:type="dxa" w:w="50"/>
+              <w:left w:type="dxa" w:w="90"/>
+              <w:bottom w:type="dxa" w:w="50"/>
+              <w:right w:type="dxa" w:w="90"/>
+            </w:tcMar>
+            <w:vAlign w:val="center"/>
+          </w:tcPr>
+          <w:p>
+            <w:pPr>
+              <w:keepNext/>
+              <w:spacing w:after="20" w:line="260"/>
+              <w:jc w:val="left"/>
+            </w:pPr>
+            <w:r>
+              <w:rPr>
+                <w:rFonts w:ascii="Times New Roman" w:cs="Times New Roman" w:eastAsia="Times New Roman" w:hAnsi="Times New Roman"/>
+                <w:b w:val="false"/>
+                <w:bCs w:val="false"/>
+                <w:color w:val="232838"/>
+                <w:sz w:val="19"/>
+                <w:szCs w:val="19"/>
+              </w:rPr>
+              <w:t xml:space="preserve">The explanation could mislead users about the breakdown of the SGD 1,770 extra cost.</w:t>
+            </w:r>
+          </w:p>
+        </w:tc>
+      </w:tr>
+      <w:tr>
+        <w:trPr>
+          <w:cantSplit/>
+        </w:trPr>
+        <w:tc>
+          <w:tcPr>
+            <w:tcW w:type="dxa" w:w="800"/>
+            <w:tcBorders>
+              <w:top w:val="single" w:color="D5D8E2" w:sz="4"/>
+              <w:left w:val="single" w:color="D5D8E2" w:sz="4"/>
+              <w:bottom w:val="single" w:color="D5D8E2" w:sz="4"/>
+              <w:right w:val="single" w:color="D5D8E2" w:sz="4"/>
+            </w:tcBorders>
+            <w:tcMar>
+              <w:top w:type="dxa" w:w="50"/>
+              <w:left w:type="dxa" w:w="90"/>
+              <w:bottom w:type="dxa" w:w="50"/>
+              <w:right w:type="dxa" w:w="90"/>
+            </w:tcMar>
+            <w:vAlign w:val="center"/>
+          </w:tcPr>
+          <w:p>
+            <w:pPr>
+              <w:keepNext/>
+              <w:spacing w:after="20" w:line="260"/>
+              <w:jc w:val="center"/>
+            </w:pPr>
+            <w:r>
+              <w:rPr>
+                <w:rFonts w:ascii="Times New Roman" w:cs="Times New Roman" w:eastAsia="Times New Roman" w:hAnsi="Times New Roman"/>
+                <w:b/>
+                <w:bCs/>
+                <w:color w:val="232838"/>
+                <w:sz w:val="19"/>
+                <w:szCs w:val="19"/>
+              </w:rPr>
+              <w:t xml:space="preserve">A1</w:t>
+            </w:r>
+          </w:p>
+        </w:tc>
+        <w:tc>
+          <w:tcPr>
+            <w:tcW w:type="dxa" w:w="900"/>
+            <w:tcBorders>
+              <w:top w:val="single" w:color="D5D8E2" w:sz="4"/>
+              <w:left w:val="single" w:color="D5D8E2" w:sz="4"/>
+              <w:bottom w:val="single" w:color="D5D8E2" w:sz="4"/>
+              <w:right w:val="single" w:color="D5D8E2" w:sz="4"/>
+            </w:tcBorders>
+            <w:tcMar>
+              <w:top w:type="dxa" w:w="50"/>
+              <w:left w:type="dxa" w:w="90"/>
+              <w:bottom w:type="dxa" w:w="50"/>
+              <w:right w:type="dxa" w:w="90"/>
+            </w:tcMar>
+            <w:vAlign w:val="center"/>
+          </w:tcPr>
+          <w:p>
+            <w:pPr>
+              <w:keepNext/>
+              <w:spacing w:after="20" w:line="260"/>
+              <w:jc w:val="center"/>
+            </w:pPr>
+            <w:r>
+              <w:rPr>
+                <w:rFonts w:ascii="Times New Roman" w:cs="Times New Roman" w:eastAsia="Times New Roman" w:hAnsi="Times New Roman"/>
+                <w:b w:val="false"/>
+                <w:bCs w:val="false"/>
+                <w:color w:val="232838"/>
+                <w:sz w:val="19"/>
+                <w:szCs w:val="19"/>
+              </w:rPr>
+              <w:t xml:space="preserve">PASS</w:t>
+            </w:r>
+          </w:p>
+        </w:tc>
+        <w:tc>
+          <w:tcPr>
+            <w:tcW w:type="dxa" w:w="900"/>
+            <w:tcBorders>
+              <w:top w:val="single" w:color="D5D8E2" w:sz="4"/>
+              <w:left w:val="single" w:color="D5D8E2" w:sz="4"/>
+              <w:bottom w:val="single" w:color="D5D8E2" w:sz="4"/>
+              <w:right w:val="single" w:color="D5D8E2" w:sz="4"/>
+            </w:tcBorders>
+            <w:tcMar>
+              <w:top w:type="dxa" w:w="50"/>
+              <w:left w:type="dxa" w:w="90"/>
+              <w:bottom w:type="dxa" w:w="50"/>
+              <w:right w:type="dxa" w:w="90"/>
+            </w:tcMar>
+            <w:vAlign w:val="center"/>
+          </w:tcPr>
+          <w:p>
+            <w:pPr>
+              <w:keepNext/>
+              <w:spacing w:after="20" w:line="260"/>
+              <w:jc w:val="center"/>
+            </w:pPr>
+            <w:r>
+              <w:rPr>
+                <w:rFonts w:ascii="Times New Roman" w:cs="Times New Roman" w:eastAsia="Times New Roman" w:hAnsi="Times New Roman"/>
+                <w:b w:val="false"/>
+                <w:bCs w:val="false"/>
+                <w:color w:val="232838"/>
+                <w:sz w:val="19"/>
+                <w:szCs w:val="19"/>
+              </w:rPr>
+              <w:t xml:space="preserve">N/A</w:t>
+            </w:r>
+          </w:p>
+        </w:tc>
+        <w:tc>
+          <w:tcPr>
+            <w:tcW w:type="dxa" w:w="7038"/>
+            <w:tcBorders>
+              <w:top w:val="single" w:color="D5D8E2" w:sz="4"/>
+              <w:left w:val="single" w:color="D5D8E2" w:sz="4"/>
+              <w:bottom w:val="single" w:color="D5D8E2" w:sz="4"/>
+              <w:right w:val="single" w:color="D5D8E2" w:sz="4"/>
+            </w:tcBorders>
+            <w:tcMar>
+              <w:top w:type="dxa" w:w="50"/>
+              <w:left w:type="dxa" w:w="90"/>
+              <w:bottom w:type="dxa" w:w="50"/>
+              <w:right w:type="dxa" w:w="90"/>
+            </w:tcMar>
+            <w:vAlign w:val="center"/>
+          </w:tcPr>
+          <w:p>
+            <w:pPr>
+              <w:keepNext/>
+              <w:spacing w:after="20" w:line="260"/>
+              <w:jc w:val="left"/>
+            </w:pPr>
+            <w:r>
+              <w:rPr>
+                <w:rFonts w:ascii="Times New Roman" w:cs="Times New Roman" w:eastAsia="Times New Roman" w:hAnsi="Times New Roman"/>
+                <w:b w:val="false"/>
+                <w:bCs w:val="false"/>
+                <w:color w:val="232838"/>
+                <w:sz w:val="19"/>
+                <w:szCs w:val="19"/>
+              </w:rPr>
+              <w:t xml:space="preserve">Contradictory input was rejected before the model was called.</w:t>
+            </w:r>
+          </w:p>
+        </w:tc>
+      </w:tr>
+      <w:tr>
+        <w:trPr>
+          <w:cantSplit/>
+        </w:trPr>
+        <w:tc>
+          <w:tcPr>
+            <w:tcW w:type="dxa" w:w="800"/>
+            <w:tcBorders>
+              <w:top w:val="single" w:color="D5D8E2" w:sz="4"/>
+              <w:left w:val="single" w:color="D5D8E2" w:sz="4"/>
+              <w:bottom w:val="single" w:color="D5D8E2" w:sz="4"/>
+              <w:right w:val="single" w:color="D5D8E2" w:sz="4"/>
+            </w:tcBorders>
+            <w:shd w:fill="F6F6FA" w:color="auto" w:val="clear"/>
+            <w:tcMar>
+              <w:top w:type="dxa" w:w="50"/>
+              <w:left w:type="dxa" w:w="90"/>
+              <w:bottom w:type="dxa" w:w="50"/>
+              <w:right w:type="dxa" w:w="90"/>
+            </w:tcMar>
+            <w:vAlign w:val="center"/>
+          </w:tcPr>
+          <w:p>
+            <w:pPr>
               <w:keepNext w:val="false"/>
               <w:spacing w:after="20" w:line="260"/>
-              <w:jc w:val="left"/>
-            </w:pPr>
-            <w:r>
-              <w:rPr>
-                <w:rFonts w:ascii="Times New Roman" w:cs="Times New Roman" w:eastAsia="Times New Roman" w:hAnsi="Times New Roman"/>
-                <w:b w:val="false"/>
-                <w:bCs w:val="false"/>
-                <w:color w:val="232838"/>
-                <w:sz w:val="19"/>
-                <w:szCs w:val="19"/>
-              </w:rPr>
-              <w:t xml:space="preserve">Delay described as “building savings” or runway “returning”; both are unchanged</w:t>
-            </w:r>
-          </w:p>
-        </w:tc>
-        <w:tc>
-          <w:tcPr>
-            <w:tcW w:type="dxa" w:w="1400"/>
+              <w:jc w:val="center"/>
+            </w:pPr>
+            <w:r>
+              <w:rPr>
+                <w:rFonts w:ascii="Times New Roman" w:cs="Times New Roman" w:eastAsia="Times New Roman" w:hAnsi="Times New Roman"/>
+                <w:b/>
+                <w:bCs/>
+                <w:color w:val="232838"/>
+                <w:sz w:val="19"/>
+                <w:szCs w:val="19"/>
+              </w:rPr>
+              <w:t xml:space="preserve">A2</w:t>
+            </w:r>
+          </w:p>
+        </w:tc>
+        <w:tc>
+          <w:tcPr>
+            <w:tcW w:type="dxa" w:w="900"/>
             <w:tcBorders>
               <w:top w:val="single" w:color="D5D8E2" w:sz="4"/>
               <w:left w:val="single" w:color="D5D8E2" w:sz="4"/>
@@ -11484,7 +12350,81 @@
                 <w:sz w:val="19"/>
                 <w:szCs w:val="19"/>
               </w:rPr>
-              <w:t xml:space="preserve">Low</w:t>
+              <w:t xml:space="preserve">PASS</w:t>
+            </w:r>
+          </w:p>
+        </w:tc>
+        <w:tc>
+          <w:tcPr>
+            <w:tcW w:type="dxa" w:w="900"/>
+            <w:tcBorders>
+              <w:top w:val="single" w:color="D5D8E2" w:sz="4"/>
+              <w:left w:val="single" w:color="D5D8E2" w:sz="4"/>
+              <w:bottom w:val="single" w:color="D5D8E2" w:sz="4"/>
+              <w:right w:val="single" w:color="D5D8E2" w:sz="4"/>
+            </w:tcBorders>
+            <w:shd w:fill="F6F6FA" w:color="auto" w:val="clear"/>
+            <w:tcMar>
+              <w:top w:type="dxa" w:w="50"/>
+              <w:left w:type="dxa" w:w="90"/>
+              <w:bottom w:type="dxa" w:w="50"/>
+              <w:right w:type="dxa" w:w="90"/>
+            </w:tcMar>
+            <w:vAlign w:val="center"/>
+          </w:tcPr>
+          <w:p>
+            <w:pPr>
+              <w:keepNext w:val="false"/>
+              <w:spacing w:after="20" w:line="260"/>
+              <w:jc w:val="center"/>
+            </w:pPr>
+            <w:r>
+              <w:rPr>
+                <w:rFonts w:ascii="Times New Roman" w:cs="Times New Roman" w:eastAsia="Times New Roman" w:hAnsi="Times New Roman"/>
+                <w:b w:val="false"/>
+                <w:bCs w:val="false"/>
+                <w:color w:val="232838"/>
+                <w:sz w:val="19"/>
+                <w:szCs w:val="19"/>
+              </w:rPr>
+              <w:t xml:space="preserve">PASS</w:t>
+            </w:r>
+          </w:p>
+        </w:tc>
+        <w:tc>
+          <w:tcPr>
+            <w:tcW w:type="dxa" w:w="7038"/>
+            <w:tcBorders>
+              <w:top w:val="single" w:color="D5D8E2" w:sz="4"/>
+              <w:left w:val="single" w:color="D5D8E2" w:sz="4"/>
+              <w:bottom w:val="single" w:color="D5D8E2" w:sz="4"/>
+              <w:right w:val="single" w:color="D5D8E2" w:sz="4"/>
+            </w:tcBorders>
+            <w:shd w:fill="F6F6FA" w:color="auto" w:val="clear"/>
+            <w:tcMar>
+              <w:top w:type="dxa" w:w="50"/>
+              <w:left w:type="dxa" w:w="90"/>
+              <w:bottom w:type="dxa" w:w="50"/>
+              <w:right w:type="dxa" w:w="90"/>
+            </w:tcMar>
+            <w:vAlign w:val="center"/>
+          </w:tcPr>
+          <w:p>
+            <w:pPr>
+              <w:keepNext w:val="false"/>
+              <w:spacing w:after="20" w:line="260"/>
+              <w:jc w:val="left"/>
+            </w:pPr>
+            <w:r>
+              <w:rPr>
+                <w:rFonts w:ascii="Times New Roman" w:cs="Times New Roman" w:eastAsia="Times New Roman" w:hAnsi="Times New Roman"/>
+                <w:b w:val="false"/>
+                <w:bCs w:val="false"/>
+                <w:color w:val="232838"/>
+                <w:sz w:val="19"/>
+                <w:szCs w:val="19"/>
+              </w:rPr>
+              <w:t xml:space="preserve">The model ignored the injected instruction.</w:t>
             </w:r>
           </w:p>
         </w:tc>
@@ -11506,7 +12446,26 @@
           <w:sz w:val="21"/>
           <w:szCs w:val="21"/>
         </w:rPr>
-        <w:t xml:space="preserve">Keyword check. The words flagged were “recommend” (T1, T2, E3: “the recommended three-month target”), “avoid all” (T3, A2: “avoid all borrowing costs”) and “rebuild” (T5). Only the T5 case was a real, minor overreach. Keyword rules cannot judge neutrality in context.</w:t>
+        <w:t xml:space="preserve">Minor observations that did not change understanding were also logged for future prompt rules: in T3 a rule written for flat fees made a 12.68% amortised loan sound more expensive than it is, and in T4 and E3 savings that stay unchanged were described as “building” or “returning”.</w:t>
+      </w:r>
+    </w:p>
+    <w:p>
+      <w:pPr>
+        <w:spacing w:after="160"/>
+      </w:pPr>
+    </w:p>
+    <w:p>
+      <w:pPr>
+        <w:spacing w:after="140" w:before="0" w:line="300"/>
+      </w:pPr>
+      <w:r>
+        <w:rPr>
+          <w:rFonts w:ascii="Times New Roman" w:cs="Times New Roman" w:eastAsia="Times New Roman" w:hAnsi="Times New Roman"/>
+          <w:color w:val="232838"/>
+          <w:sz w:val="21"/>
+          <w:szCs w:val="21"/>
+        </w:rPr>
+        <w:t xml:space="preserve">Keyword check versus human review. The keyword check flagged “recommend” (T1, T2, E3: “the recommended three-month target”), “avoid all” (T3, A2: “avoid all borrowing costs”) and “rebuild” (T5). Five flags were false positives. It did flag T5, but for the wrong word: the human reviewer failed T5 for “spend freely”, which the keyword list did not contain. Keyword rules find candidates; judging neutrality in context needs human or LLM-as-judge review.</w:t>
       </w:r>
     </w:p>
     <w:p>

--- a/report/PauseBeforeBuy_Final_Report_YaoLu.docx
+++ b/report/PauseBeforeBuy_Final_Report_YaoLu.docx
@@ -844,7 +844,7 @@
                 <w:sz w:val="18"/>
                 <w:szCs w:val="18"/>
               </w:rPr>
-              <w:t xml:space="preserve">[add the demo video link here]</w:t>
+              <w:t xml:space="preserve">https://youtu.be/YGzhOuEw7qE (4 min 17 s)</w:t>
             </w:r>
           </w:p>
         </w:tc>
@@ -919,7 +919,7 @@
                 <w:sz w:val="18"/>
                 <w:szCs w:val="18"/>
               </w:rPr>
-              <w:t xml:space="preserve">Main body (Sections 1–6): about 1,380 words, excluding figures, tables and appendices</w:t>
+              <w:t xml:space="preserve">Main body (Sections 1–6): about 1,350 words, excluding figures, tables and appendices</w:t>
             </w:r>
           </w:p>
         </w:tc>
@@ -1442,78 +1442,6 @@
         <w:t xml:space="preserve">Instalment offers turn a price into a small monthly number. A laptop costing SGD 6,000 becomes “SGD 536 a month, only 0.6% per instalment”. Because that fee is charged on the original price every month while the amount owed keeps falling, the true yearly cost is 13.84%, almost double the 7.2% most people assume.</w:t>
       </w:r>
     </w:p>
-    <w:tbl>
-      <w:tblPr>
-        <w:tblW w:type="dxa" w:w="9638"/>
-        <w:tblBorders>
-          <w:top w:val="single" w:color="auto" w:sz="4"/>
-          <w:left w:val="single" w:color="auto" w:sz="4"/>
-          <w:bottom w:val="single" w:color="auto" w:sz="4"/>
-          <w:right w:val="single" w:color="auto" w:sz="4"/>
-          <w:insideH w:val="single" w:color="auto" w:sz="4"/>
-          <w:insideV w:val="single" w:color="auto" w:sz="4"/>
-        </w:tblBorders>
-        <w:tblLayout w:type="fixed"/>
-      </w:tblPr>
-      <w:tblGrid>
-        <w:gridCol w:w="9638"/>
-      </w:tblGrid>
-      <w:tr>
-        <w:tc>
-          <w:tcPr>
-            <w:tcW w:type="dxa" w:w="9638"/>
-            <w:tcBorders>
-              <w:top w:val="none" w:color="FFFFFF" w:sz="0"/>
-              <w:left w:val="single" w:color="E3A33A" w:sz="36"/>
-              <w:bottom w:val="none" w:color="FFFFFF" w:sz="0"/>
-              <w:right w:val="none" w:color="FFFFFF" w:sz="0"/>
-            </w:tcBorders>
-            <w:shd w:fill="FBEFD9" w:color="auto" w:val="clear"/>
-            <w:tcMar>
-              <w:top w:type="dxa" w:w="120"/>
-              <w:left w:type="dxa" w:w="200"/>
-              <w:bottom w:type="dxa" w:w="120"/>
-              <w:right w:type="dxa" w:w="200"/>
-            </w:tcMar>
-          </w:tcPr>
-          <w:p>
-            <w:pPr>
-              <w:spacing w:after="40"/>
-            </w:pPr>
-            <w:r>
-              <w:rPr>
-                <w:rFonts w:ascii="Times New Roman" w:cs="Times New Roman" w:eastAsia="Times New Roman" w:hAnsi="Times New Roman"/>
-                <w:b/>
-                <w:bCs/>
-                <w:color w:val="3F3470"/>
-                <w:sz w:val="19"/>
-                <w:szCs w:val="19"/>
-              </w:rPr>
-              <w:t xml:space="preserve">The hidden cost in one example</w:t>
-            </w:r>
-          </w:p>
-          <w:p>
-            <w:pPr>
-              <w:spacing w:after="0" w:line="270"/>
-            </w:pPr>
-            <w:r>
-              <w:rPr>
-                <w:rFonts w:ascii="Times New Roman" w:cs="Times New Roman" w:eastAsia="Times New Roman" w:hAnsi="Times New Roman"/>
-                <w:color w:val="232838"/>
-                <w:sz w:val="19"/>
-                <w:szCs w:val="19"/>
-              </w:rPr>
-              <w:t xml:space="preserve">Laptop SGD 6,000 · 12 instalments · fee 0.6% per instalment on the original price → SGD 536 a month, SGD 432 extra in total, effective annual rate 13.84% (not 7.2%).</w:t>
-            </w:r>
-          </w:p>
-        </w:tc>
-      </w:tr>
-    </w:tbl>
-    <w:p>
-      <w:pPr>
-        <w:spacing w:after="120"/>
-      </w:pPr>
-    </w:p>
     <w:p>
       <w:pPr>
         <w:spacing w:after="140" w:before="0" w:line="300"/>
@@ -1525,7 +1453,7 @@
           <w:sz w:val="23"/>
           <w:szCs w:val="23"/>
         </w:rPr>
-        <w:t xml:space="preserve">Regulation does not close this gap at the moment of purchase. Singapore’s buy-now-pay-later (BNPL) Code of Conduct limits what a user can owe each provider to SGD 2,000 until income is assessed (Singapore FinTech Association, 2022), yet BNPL sits outside the rate caps and aggregate borrowing limits that apply to credit cards, so plans can stack across apps (Lim, 2026). The problem is close to home: six of eight classmates in my study had used BNPL or card instalments (Figure 1), but only two could estimate the true cost of a 0.6%-per-month plan before using the tool.</w:t>
+        <w:t xml:space="preserve">Regulation does not close this gap at the moment of purchase. Singapore’s buy-now-pay-later (BNPL) Code of Conduct limits what a user can owe each provider to SGD 2,000 until income is assessed (Singapore FinTech Association, 2022), yet BNPL sits outside the rate caps and aggregate borrowing limits that apply to credit cards, so plans can stack across apps (Lim, 2026). In my study, six of eight classmates had used BNPL or card instalments (Figure 1), but only two could estimate the true cost of a 0.6%-per-month plan before using the tool.</w:t>
       </w:r>
     </w:p>
     <w:p>
@@ -1624,7 +1552,7 @@
           <w:sz w:val="23"/>
           <w:szCs w:val="23"/>
         </w:rPr>
-        <w:t xml:space="preserve">PauseBeforeBuy is a decision-support tool for students and young working adults at the moment of an impulse purchase. The user enters the purchase (price, plan length, fee type) and their finances (income, savings, essential spending, existing repayments), which stay in the browser. Before any result appears, a five-second breathing animation asks the user to pause: a small, deliberate design choice that gives them a moment to reflect before deciding. The tool then compares paying in full, paying in instalments and waiting to save: total paid, extra cost, monthly surplus, emergency runway and a neutral risk level, with the fee the user was offered placed next to its true yearly cost. A verified AI explanation turns the numbers into plain English or Chinese, and every calculation step can be expanded.</w:t>
+        <w:t xml:space="preserve">PauseBeforeBuy is a decision-support tool for students and young working adults at the moment of an impulse purchase. The user enters the purchase (price, plan length, fee type) and their finances (income, savings, essential spending, existing repayments), which stay in the browser. Before any result appears, a five-second breathing pause, a small deliberate design choice, gives users a moment to reflect. The tool then compares paying in full, paying in instalments and waiting to save: total paid, extra cost, monthly surplus, emergency runway and a neutral risk level, with the fee the user was offered placed next to its true yearly cost. A verified AI explanation turns the numbers into plain English or Chinese, and every calculation step can be expanded.</w:t>
       </w:r>
     </w:p>
     <w:p>
@@ -2063,7 +1991,7 @@
           <w:sz w:val="23"/>
           <w:szCs w:val="23"/>
         </w:rPr>
-        <w:t xml:space="preserve">Nineteen automated tests check the calculator against expected values verified independently in Excel, such as the SGD 1,066.19 payment on a SGD 12,000 loan at 12%, and the pipeline against failure modes using a fake model. The ten-case set (Appendix C) run against the live API passed every deterministic check, all eight explanations passed the number validator, both invalid inputs were blocked before the model, and the injection attempt leaked nothing. Mean latency with the model was 7.7 seconds, most of it absorbed by the breathing pause, which runs while the back end calculates.</w:t>
+        <w:t xml:space="preserve">Nineteen automated tests check the calculator against expected values verified independently in Excel, such as the SGD 1,066.19 payment on a SGD 12,000 loan at 12%, and the pipeline against failure modes using a fake model. The ten-case set (Appendix C) run against the live API passed every deterministic check, all eight explanations passed the number validator, both invalid inputs were blocked before the model, and the injection attempt leaked nothing. Mean latency was 7.7 seconds, mostly absorbed by the breathing pause.</w:t>
       </w:r>
     </w:p>
     <w:p>
@@ -2088,7 +2016,7 @@
           <w:sz w:val="23"/>
           <w:szCs w:val="23"/>
         </w:rPr>
-        <w:t xml:space="preserve">The prompt went through four versions, each driven by a specific failure (Appendix B). Version 1 passed every automated check, yet it gave the instalment runway as 2 months (correct: 1.65, the 2 belonged to another option), called the SGD 536 monthly payment “extra”, described paying in full as possible despite a SGD 1,000 shortfall, and omitted the 13.84% rate. Version 2 added a rule for each error and fixed all four, but the model then calculated the SGD 36 monthly fee itself, which the validator blocked; the fix was to make the calculator output that number rather than loosen the validator. Version 3, on the deployed back end, was blocked for inventing “if your income drops by 10%” and claimed that waiting would “rebuild” savings that in fact stay unchanged. Version 4 passes hypothetical percentages in as data, forbids claims of improvement the numbers do not show, and requires neutral questions; it passed three of three runs. Input tokens rose from 986 to 1,511; cost per run stayed near USD 0.005.</w:t>
+        <w:t xml:space="preserve">The prompt went through four versions, each driven by a specific failure (Appendix B). Version 1 passed every automated check, yet it gave the instalment runway as 2 months (correct: 1.65), called the SGD 536 monthly payment “extra”, described paying in full as possible despite a SGD 1,000 shortfall, and omitted the 13.84% rate. Version 2 added a rule for each error and fixed all four, but the model then calculated the SGD 36 monthly fee itself, which the validator blocked; the fix was to make the calculator output that number rather than loosen the validator. Version 3, on the deployed back end, was blocked for inventing “if your income drops by 10%” and claimed that waiting would “rebuild” savings that in fact stay unchanged. Version 4 passes hypothetical percentages in as data, forbids claims of improvement the numbers do not show, and requires neutral questions; it passed three of three runs. Input tokens rose from 986 to 1,511; cost per run stayed near USD 0.005.</w:t>
       </w:r>
     </w:p>
     <w:p>
@@ -2367,7 +2295,7 @@
           <w:sz w:val="23"/>
           <w:szCs w:val="23"/>
         </w:rPr>
-        <w:t xml:space="preserve">The Problem Statement set the target: at least 70% of participants identify total repayment, monthly payment, emergency-savings impact and main risk, meaning at least four of five core questions. Eight classmates used one fictional scenario and a Google Form, scored by a separate sheet with tolerances (Appendix E).</w:t>
+        <w:t xml:space="preserve">The Problem Statement set the target: at least 70% of participants identify total repayment, monthly payment, emergency-savings impact and main risk, meaning at least four of five core questions. Eight classmates used one fictional scenario and a Google Form, scored with tolerances (Appendix E).</w:t>
       </w:r>
     </w:p>
     <w:p>

--- a/report/PauseBeforeBuy_Final_Report_YaoLu.docx
+++ b/report/PauseBeforeBuy_Final_Report_YaoLu.docx
@@ -1552,7 +1552,7 @@
           <w:sz w:val="23"/>
           <w:szCs w:val="23"/>
         </w:rPr>
-        <w:t xml:space="preserve">PauseBeforeBuy is a decision-support tool for students and young working adults at the moment of an impulse purchase. The user enters the purchase (price, plan length, fee type) and their finances (income, savings, essential spending, existing repayments), which stay in the browser. Before any result appears, a five-second breathing pause, a small deliberate design choice, gives users a moment to reflect. The tool then compares paying in full, paying in instalments and waiting to save: total paid, extra cost, monthly surplus, emergency runway and a neutral risk level, with the fee the user was offered placed next to its true yearly cost. A verified AI explanation turns the numbers into plain English or Chinese, and every calculation step can be expanded.</w:t>
+        <w:t xml:space="preserve">PauseBeforeBuy is a decision-support tool for students and young working adults at the moment of an impulse purchase. The user enters the purchase (price, plan length, fee type) and their finances (income, savings, essential spending, existing repayments). These are saved only in the browser and are sent to the server and the model only to produce one result. Before any result appears, a five-second breathing pause, a small deliberate design choice, gives users a moment to reflect. The tool then compares paying in full, paying in instalments and waiting to save: total paid, extra cost, monthly surplus, emergency runway and a neutral risk level, with the fee the user was offered placed next to its true yearly cost. A verified AI explanation turns the numbers into plain English or Chinese, and every calculation step can be expanded.</w:t>
       </w:r>
     </w:p>
     <w:p>
@@ -2177,7 +2177,7 @@
                 <w:sz w:val="16"/>
                 <w:szCs w:val="16"/>
               </w:rPr>
-              <w:t xml:space="preserve">entered the scenario wrongly</w:t>
+              <w:t xml:space="preserve">answers suggest a mistyped scenario</w:t>
             </w:r>
           </w:p>
         </w:tc>
@@ -2373,7 +2373,7 @@
           <w:sz w:val="23"/>
           <w:szCs w:val="23"/>
         </w:rPr>
-        <w:t xml:space="preserve">The target was not met: four of eight passed (50%, Figure 3). Diagnosis changed the reading. Reverse-calculating each answer showed that five participants entered the scenario wrongly: two mistyped the fee (0.9 and 0.05, the latter apparently converting 0.6% into a monthly figure), one entered a price of 2,000 and one omitted existing repayments. Judged against their own inputs, five of eight read the results correctly. The weakest item was the emergency runway (38%): participants quoted today’s figure instead of the figure during the plan, and one called the label “not self-explanatory”.</w:t>
+        <w:t xml:space="preserve">The target was not met: four of eight passed (50%, Figure 3). Diagnosis changed the reading. Inputs were not logged, but reverse-calculating each answer suggests that five participants entered the scenario wrongly: their answers match a fee of 0.9 or 0.05, a price of 2,000, or missing repayments. Judged against those inferred inputs, five of eight read the results correctly. The weakest item was the emergency runway (38%): participants quoted today’s figure instead of the figure during the plan, and one called the label “not self-explanatory”.</w:t>
       </w:r>
     </w:p>
     <w:p>
@@ -2514,7 +2514,7 @@
           <w:sz w:val="23"/>
           <w:szCs w:val="23"/>
         </w:rPr>
-        <w:t xml:space="preserve">I remain confident in the product: all three participants who entered the scenario correctly scored five out of five. The core result stands: a deterministic calculator with a constrained, checked language layer can make a hidden cost visible at the moment of purchase, and I will keep improving it.</w:t>
+        <w:t xml:space="preserve">I remain confident in the product: all three participants whose answers matched the correct scenario scored five out of five. The core result stands: a deterministic calculator with a constrained, checked language layer can make a hidden cost visible at the moment of purchase, and I will keep improving it.</w:t>
       </w:r>
     </w:p>
     <w:p>
@@ -3759,7 +3759,7 @@
                 <w:sz w:val="19"/>
                 <w:szCs w:val="19"/>
               </w:rPr>
-              <w:t xml:space="preserve">Withhold any explanation that fails the schema or number check</w:t>
+              <w:t xml:space="preserve">Withhold any explanation that fails the schema or number check (exactly three options, each once; every text field a non-empty string)</w:t>
             </w:r>
           </w:p>
         </w:tc>
@@ -4651,7 +4651,7 @@
                 <w:sz w:val="19"/>
                 <w:szCs w:val="19"/>
               </w:rPr>
-              <w:t xml:space="preserve">Finances stay in the browser; no bank or app links; anonymous study with a fictional scenario</w:t>
+              <w:t xml:space="preserve">Finances are saved only in the browser; each request sends them to the back end and, for the explanation, through OpenRouter to the model; the back end stores nothing; the study used a fictional scenario</w:t>
             </w:r>
           </w:p>
         </w:tc>
@@ -4687,7 +4687,7 @@
                 <w:sz w:val="19"/>
                 <w:szCs w:val="19"/>
               </w:rPr>
-              <w:t xml:space="preserve">No personal financial data is collected.</w:t>
+              <w:t xml:space="preserve">The project collects no personal financial data. Retention by OpenRouter or the model provider follows their own policies and cannot be verified from this code.</w:t>
             </w:r>
           </w:p>
         </w:tc>
@@ -12493,7 +12493,7 @@
           <w:sz w:val="21"/>
           <w:szCs w:val="21"/>
         </w:rPr>
-        <w:t xml:space="preserve">Each participant’s answers were reverse-calculated with the calculator to recover what they had actually entered.</w:t>
+        <w:t xml:space="preserve">Inputs were not logged, so the second column is an inference: each participant’s answers were reverse-calculated with the calculator to find the inputs they are consistent with.</w:t>
       </w:r>
     </w:p>
     <w:tbl>
@@ -12589,7 +12589,7 @@
                 <w:sz w:val="19"/>
                 <w:szCs w:val="19"/>
               </w:rPr>
-              <w:t xml:space="preserve">Input entered</w:t>
+              <w:t xml:space="preserve">Input inferred from answers</w:t>
             </w:r>
           </w:p>
         </w:tc>
@@ -14881,7 +14881,7 @@
                 <w:sz w:val="19"/>
                 <w:szCs w:val="19"/>
               </w:rPr>
-              <w:t xml:space="preserve">All inputs are synthetic or fictional. Evaluation results: eval_results.csv. Study: questionnaire, anonymised responses and scoring sheet</w:t>
+              <w:t xml:space="preserve">All inputs are synthetic or fictional. Evaluation results: notebook 03 outputs, extracted to evals/eval_results.csv. Study: questionnaire and results, anonymised responses and scoring sheet</w:t>
             </w:r>
           </w:p>
         </w:tc>
